--- a/content/member-assets/realtor-suburb-snapshot/client-email-templates.docx
+++ b/content/member-assets/realtor-suburb-snapshot/client-email-templates.docx
@@ -759,7 +759,7 @@
               <w:pStyle w:val="TableCell"/>
             </w:pPr>
             <w:r>
-              <w:t xml:space="preserve">How to use these emails — Replace every bracketed field with buyer-specific context before sending.</w:t>
+              <w:t xml:space="preserve">How to use these emails - Replace every bracketed field with buyer-specific context before sending.</w:t>
             </w:r>
           </w:p>
         </w:tc>
@@ -801,7 +801,7 @@
               <w:pStyle w:val="TableCell"/>
             </w:pPr>
             <w:r>
-              <w:t xml:space="preserve">Cold outreach email — Subject: quick realtor suburb snapshot reports idea for [business]</w:t>
+              <w:t xml:space="preserve">Cold outreach email - Subject: quick realtor suburb snapshot reports idea for [business]</w:t>
             </w:r>
           </w:p>
         </w:tc>
@@ -845,7 +845,7 @@
               <w:pStyle w:val="TableCell"/>
             </w:pPr>
             <w:r>
-              <w:t xml:space="preserve">Value-first sample email — Subject: spotted one practical fix</w:t>
+              <w:t xml:space="preserve">Value-first sample email - Subject: spotted one practical fix</w:t>
             </w:r>
           </w:p>
         </w:tc>
@@ -887,7 +887,7 @@
               <w:pStyle w:val="TableCell"/>
             </w:pPr>
             <w:r>
-              <w:t xml:space="preserve">Client intake request — Thanks for confirming the realtor suburb snapshot reports. To start cleanly, please send…</w:t>
+              <w:t xml:space="preserve">Client intake request - Thanks for confirming the realtor suburb snapshot reports. To start cleanly, please send…</w:t>
             </w:r>
           </w:p>
         </w:tc>
@@ -931,7 +931,7 @@
               <w:pStyle w:val="TableCell"/>
             </w:pPr>
             <w:r>
-              <w:t xml:space="preserve">Approval request — I have finished the first version. Please review the items marked [APPROVAL NEEDED] before…</w:t>
+              <w:t xml:space="preserve">Approval request - I have finished the first version. Please review the items marked [APPROVAL NEEDED] before…</w:t>
             </w:r>
           </w:p>
         </w:tc>
@@ -973,7 +973,7 @@
               <w:pStyle w:val="TableCell"/>
             </w:pPr>
             <w:r>
-              <w:t xml:space="preserve">Final delivery email — Here is the completed realtor suburb snapshot reports for [business]. I included the…</w:t>
+              <w:t xml:space="preserve">Final delivery email - Here is the completed realtor suburb snapshot reports for [business]. I included the…</w:t>
             </w:r>
           </w:p>
         </w:tc>
@@ -1017,7 +1017,7 @@
               <w:pStyle w:val="TableCell"/>
             </w:pPr>
             <w:r>
-              <w:t xml:space="preserve">Follow-up sequence — Day 2: send one additional observation or sample improvement.</w:t>
+              <w:t xml:space="preserve">Follow-up sequence - Day 2: send one additional observation or sample improvement.</w:t>
             </w:r>
           </w:p>
         </w:tc>
@@ -1059,7 +1059,7 @@
               <w:pStyle w:val="TableCell"/>
             </w:pPr>
             <w:r>
-              <w:t xml:space="preserve">Delivery standards (shared) — This asset is for real estate agents; replace bracketed fields with their specifics before…</w:t>
+              <w:t xml:space="preserve">Delivery standards (shared) - This asset is for real estate agents; replace bracketed fields with their specifics before…</w:t>
             </w:r>
           </w:p>
         </w:tc>
@@ -1706,7 +1706,7 @@
     <w:lvl w:ilvl="0">
       <w:start w:val="1"/>
       <w:numFmt w:val="bullet"/>
-      <w:lvlText w:val="–"/>
+      <w:lvlText w:val="-"/>
       <w:pPr>
         <w:ind w:left="540" w:hanging="220"/>
       </w:pPr>

--- a/content/member-assets/realtor-suburb-snapshot/client-email-templates.docx
+++ b/content/member-assets/realtor-suburb-snapshot/client-email-templates.docx
@@ -31,7 +31,7 @@
         <w:pStyle w:val="Lead"/>
       </w:pPr>
       <w:r>
-        <w:t xml:space="preserve">Ready-to-adapt emails for agent outreach, sample delivery, source requests, weekly handoff, and retainer renewal.</w:t>
+        <w:t xml:space="preserve">Finished emails and DMs for sample-led outreach, intake, approval, delivery, and recurring reports.</w:t>
       </w:r>
     </w:p>
     <w:p>
@@ -39,7 +39,7 @@
         <w:pStyle w:val="Tagline"/>
       </w:pPr>
       <w:r>
-        <w:t xml:space="preserve">Real estate agents need local content every week.</w:t>
+        <w:t xml:space="preserve">Turn one suburb and one AI prompt into a report agents can publish.</w:t>
       </w:r>
     </w:p>
     <w:p>
@@ -759,7 +759,7 @@
               <w:pStyle w:val="TableCell"/>
             </w:pPr>
             <w:r>
-              <w:t xml:space="preserve">How to use these emails - Replace every bracketed field with buyer-specific context before sending.</w:t>
+              <w:t xml:space="preserve">How to use these emails - Replace every bracketed field and mention one real suburb-specific observation.</w:t>
             </w:r>
           </w:p>
         </w:tc>
@@ -801,7 +801,7 @@
               <w:pStyle w:val="TableCell"/>
             </w:pPr>
             <w:r>
-              <w:t xml:space="preserve">Cold outreach email - Subject: quick realtor suburb snapshot reports idea for [business]</w:t>
+              <w:t xml:space="preserve">Cold outreach: sample-led - Subject: made a one-page [SUBURB] snapshot</w:t>
             </w:r>
           </w:p>
         </w:tc>
@@ -845,7 +845,7 @@
               <w:pStyle w:val="TableCell"/>
             </w:pPr>
             <w:r>
-              <w:t xml:space="preserve">Value-first sample email - Subject: spotted one practical fix</w:t>
+              <w:t xml:space="preserve">DM version - Hi [NAME], quick one. I made a source-backed one-page [SUBURB] market snapshot that can…</w:t>
             </w:r>
           </w:p>
         </w:tc>
@@ -887,7 +887,7 @@
               <w:pStyle w:val="TableCell"/>
             </w:pPr>
             <w:r>
-              <w:t xml:space="preserve">Client intake request - Thanks for confirming the realtor suburb snapshot reports. To start cleanly, please send…</w:t>
+              <w:t xml:space="preserve">Sample delivery - Subject: your [SUBURB] sample</w:t>
             </w:r>
           </w:p>
         </w:tc>
@@ -931,7 +931,7 @@
               <w:pStyle w:val="TableCell"/>
             </w:pPr>
             <w:r>
-              <w:t xml:space="preserve">Approval request - I have finished the first version. Please review the items marked [APPROVAL NEEDED] before…</w:t>
+              <w:t xml:space="preserve">Client intake request - Subject: five inputs for the first [SUBURB] report</w:t>
             </w:r>
           </w:p>
         </w:tc>
@@ -973,7 +973,7 @@
               <w:pStyle w:val="TableCell"/>
             </w:pPr>
             <w:r>
-              <w:t xml:space="preserve">Final delivery email - Here is the completed realtor suburb snapshot reports for [business]. I included the…</w:t>
+              <w:t xml:space="preserve">Approval request - Subject: [SUBURB] snapshot ready for approval</w:t>
             </w:r>
           </w:p>
         </w:tc>
@@ -1017,7 +1017,7 @@
               <w:pStyle w:val="TableCell"/>
             </w:pPr>
             <w:r>
-              <w:t xml:space="preserve">Follow-up sequence - Day 2: send one additional observation or sample improvement.</w:t>
+              <w:t xml:space="preserve">Final delivery and renewal - Subject: final [SUBURB] snapshot and next reporting date</w:t>
             </w:r>
           </w:p>
         </w:tc>
@@ -1059,6 +1059,50 @@
               <w:pStyle w:val="TableCell"/>
             </w:pPr>
             <w:r>
+              <w:t xml:space="preserve">Follow-up sequence - Day 2: resend the sample with one specific local angle the agent could use this week.</w:t>
+            </w:r>
+          </w:p>
+        </w:tc>
+      </w:tr>
+      <w:tr>
+        <w:tc>
+          <w:tcPr>
+            <w:tcW w:w="1180" w:type="dxa"/>
+            <w:shd w:fill="F5F3F1"/>
+            <w:tcMar>
+              <w:top w:w="120" w:type="dxa"/>
+              <w:left w:w="150" w:type="dxa"/>
+              <w:bottom w:w="120" w:type="dxa"/>
+              <w:right w:w="150" w:type="dxa"/>
+            </w:tcMar>
+            <w:vAlign w:val="center"/>
+          </w:tcPr>
+          <w:p>
+            <w:pPr>
+              <w:pStyle w:val="TableCell"/>
+            </w:pPr>
+            <w:r>
+              <w:t xml:space="preserve">09</w:t>
+            </w:r>
+          </w:p>
+        </w:tc>
+        <w:tc>
+          <w:tcPr>
+            <w:tcW w:w="7940" w:type="dxa"/>
+            <w:shd w:fill="F5F3F1"/>
+            <w:tcMar>
+              <w:top w:w="120" w:type="dxa"/>
+              <w:left w:w="150" w:type="dxa"/>
+              <w:bottom w:w="120" w:type="dxa"/>
+              <w:right w:w="150" w:type="dxa"/>
+            </w:tcMar>
+            <w:vAlign w:val="center"/>
+          </w:tcPr>
+          <w:p>
+            <w:pPr>
+              <w:pStyle w:val="TableCell"/>
+            </w:pPr>
+            <w:r>
               <w:t xml:space="preserve">Delivery standards (shared) - This asset is for real estate agents; replace bracketed fields with their specifics before…</w:t>
             </w:r>
           </w:p>
@@ -1110,7 +1154,7 @@
         <w:pStyle w:val="ExampleBlock"/>
       </w:pPr>
       <w:r>
-        <w:t xml:space="preserve">Replace every bracketed field with buyer-specific context before sending.</w:t>
+        <w:t xml:space="preserve">Replace every bracketed field and mention one real suburb-specific observation.</w:t>
       </w:r>
     </w:p>
     <w:p>
@@ -1118,7 +1162,7 @@
         <w:pStyle w:val="ExampleBlock"/>
       </w:pPr>
       <w:r>
-        <w:t xml:space="preserve">Lead with one visible issue or operational pain, not a broad agency pitch.</w:t>
+        <w:t xml:space="preserve">Lead with the sample and the saved writing time, not with AI jargon or a broad social-media service.</w:t>
       </w:r>
     </w:p>
     <w:p>
@@ -1126,7 +1170,7 @@
         <w:pStyle w:val="ExampleBlock"/>
       </w:pPr>
       <w:r>
-        <w:t xml:space="preserve">Keep the first email short enough to read on a phone.</w:t>
+        <w:t xml:space="preserve">Keep the first ask small: permission to send the one-page sample.</w:t>
       </w:r>
     </w:p>
     <w:p>
@@ -1134,7 +1178,7 @@
         <w:pStyle w:val="ExampleBlock"/>
       </w:pPr>
       <w:r>
-        <w:t xml:space="preserve">Use the delivery and approval emails after payment to reduce back-and-forth.</w:t>
+        <w:t xml:space="preserve">Never imply the report predicts prices, provides a valuation, or guarantees appraisals or listings.</w:t>
       </w:r>
     </w:p>
     <w:p>
@@ -1142,7 +1186,7 @@
         <w:pStyle w:val="Heading1"/>
       </w:pPr>
       <w:r>
-        <w:t xml:space="preserve">02 / Cold outreach email</w:t>
+        <w:t xml:space="preserve">02 / Cold outreach: sample-led</w:t>
       </w:r>
     </w:p>
     <w:p>
@@ -1150,87 +1194,7 @@
         <w:pStyle w:val="EmailSubject"/>
       </w:pPr>
       <w:r>
-        <w:t xml:space="preserve">Subject: quick realtor suburb snapshot reports idea for [business]</w:t>
-      </w:r>
-    </w:p>
-    <w:p>
-      <w:pPr>
-        <w:pStyle w:val="ExampleBlock"/>
-      </w:pPr>
-      <w:r>
-        <w:t xml:space="preserve">Hi [Name], I noticed [specific issue]. For real estate agents, that can create friction because [customer/lead impact].</w:t>
-      </w:r>
-    </w:p>
-    <w:p>
-      <w:pPr>
-        <w:pStyle w:val="ExampleBlock"/>
-      </w:pPr>
-      <w:r>
-        <w:t xml:space="preserve">I put together a fixed-scope realtor suburb snapshot reports that helps with target suburbs, source preferences, agency tone, compliance process, and publishing cadence.</w:t>
-      </w:r>
-    </w:p>
-    <w:p>
-      <w:pPr>
-        <w:pStyle w:val="ExampleBlock"/>
-      </w:pPr>
-      <w:r>
-        <w:t xml:space="preserve">Want me to send a quick sample or 3-point fix list so you can see what I mean?</w:t>
-      </w:r>
-    </w:p>
-    <w:p>
-      <w:pPr>
-        <w:pStyle w:val="Heading1"/>
-      </w:pPr>
-      <w:r>
-        <w:t xml:space="preserve">03 / Value-first sample email</w:t>
-      </w:r>
-    </w:p>
-    <w:p>
-      <w:pPr>
-        <w:pStyle w:val="EmailSubject"/>
-      </w:pPr>
-      <w:r>
-        <w:t xml:space="preserve">Subject: spotted one practical fix</w:t>
-      </w:r>
-    </w:p>
-    <w:p>
-      <w:pPr>
-        <w:pStyle w:val="ExampleBlock"/>
-      </w:pPr>
-      <w:r>
-        <w:t xml:space="preserve">Hi [Name], I made a quick note on [specific visible issue]. The simplest fix is [one practical recommendation].</w:t>
-      </w:r>
-    </w:p>
-    <w:p>
-      <w:pPr>
-        <w:pStyle w:val="ExampleBlock"/>
-      </w:pPr>
-      <w:r>
-        <w:t xml:space="preserve">If useful, I can package the full realtor suburb snapshot reports as a small paid sprint with one approval round and a clean handoff.</w:t>
-      </w:r>
-    </w:p>
-    <w:p>
-      <w:pPr>
-        <w:pStyle w:val="ExampleBlock"/>
-      </w:pPr>
-      <w:r>
-        <w:t xml:space="preserve">Should I send the short scope?</w:t>
-      </w:r>
-    </w:p>
-    <w:p>
-      <w:pPr>
-        <w:pStyle w:val="Heading1"/>
-      </w:pPr>
-      <w:r>
-        <w:t xml:space="preserve">04 / Client intake request</w:t>
-      </w:r>
-    </w:p>
-    <w:p>
-      <w:pPr>
-        <w:pStyle w:val="ExampleBlock"/>
-      </w:pPr>
-      <w:r>
-        <w:t xml:space="preserve">Thanks for confirming the realtor suburb snapshot reports. To start cleanly, please send the intake details for target suburbs, source preferences, agency tone, compliance process, and publishing cadence.</w:t>
+        <w:t xml:space="preserve">Subject: made a one-page [SUBURB] snapshot</w:t>
       </w:r>
     </w:p>
     <w:p>
@@ -1242,7 +1206,15 @@
         </w:numPr>
       </w:pPr>
       <w:r>
-        <w:t xml:space="preserve">If anything is uncertain, mark it as 'needs approval' rather than guessing.</w:t>
+        <w:t xml:space="preserve">Hi [NAME], I noticed you are active around [SUBURB], but most of the local market content I found is spread across listing posts and broad updates.</w:t>
+      </w:r>
+    </w:p>
+    <w:p>
+      <w:pPr>
+        <w:pStyle w:val="ExampleBlock"/>
+      </w:pPr>
+      <w:r>
+        <w:t xml:space="preserve">I made a short [SUBURB] snapshot from dated public sources, then turned it into an email and three social angles. It is designed to be checked and approved quickly, not to make market predictions.</w:t>
       </w:r>
     </w:p>
     <w:p>
@@ -1254,7 +1226,7 @@
         </w:numPr>
       </w:pPr>
       <w:r>
-        <w:t xml:space="preserve">Once I have the inputs, I will send the first version by [date/time] and flag any approval-sensitive items.</w:t>
+        <w:t xml:space="preserve">Want me to send the one-page sample?</w:t>
       </w:r>
     </w:p>
     <w:p>
@@ -1262,7 +1234,31 @@
         <w:pStyle w:val="Heading1"/>
       </w:pPr>
       <w:r>
-        <w:t xml:space="preserve">05 / Approval request</w:t>
+        <w:t xml:space="preserve">03 / DM version</w:t>
+      </w:r>
+    </w:p>
+    <w:p>
+      <w:pPr>
+        <w:pStyle w:val="ExampleBlock"/>
+      </w:pPr>
+      <w:r>
+        <w:t xml:space="preserve">Hi [NAME], quick one. I made a source-backed one-page [SUBURB] market snapshot that can also become an email and three posts. It is a sample, not a valuation or forecast. Want me to send it over?</w:t>
+      </w:r>
+    </w:p>
+    <w:p>
+      <w:pPr>
+        <w:pStyle w:val="Heading1"/>
+      </w:pPr>
+      <w:r>
+        <w:t xml:space="preserve">04 / Sample delivery</w:t>
+      </w:r>
+    </w:p>
+    <w:p>
+      <w:pPr>
+        <w:pStyle w:val="EmailSubject"/>
+      </w:pPr>
+      <w:r>
+        <w:t xml:space="preserve">Subject: your [SUBURB] sample</w:t>
       </w:r>
     </w:p>
     <w:p>
@@ -1274,7 +1270,7 @@
         </w:numPr>
       </w:pPr>
       <w:r>
-        <w:t xml:space="preserve">I have finished the first version. Please review the items marked [APPROVAL NEEDED] before anything is published, sent, or implemented.</w:t>
+        <w:t xml:space="preserve">Hi [NAME], here is the one-page sample. I included the source links and dates so you can see exactly where each figure came from.</w:t>
       </w:r>
     </w:p>
     <w:p>
@@ -1286,7 +1282,7 @@
         </w:numPr>
       </w:pPr>
       <w:r>
-        <w:t xml:space="preserve">The main decisions are: [decision 1], [decision 2], [decision 3].</w:t>
+        <w:t xml:space="preserve">For a paid version I would use your tone, CTA, approved sources, and branding, then send the report, email, and social copy together for approval.</w:t>
       </w:r>
     </w:p>
     <w:p>
@@ -1298,7 +1294,7 @@
         </w:numPr>
       </w:pPr>
       <w:r>
-        <w:t xml:space="preserve">Reply with approved / changes needed / hold, and I will prepare the final version.</w:t>
+        <w:t xml:space="preserve">The starter is [PRICE] for one suburb and one approval round. If that is useful, I can send the short scope.</w:t>
       </w:r>
     </w:p>
     <w:p>
@@ -1306,7 +1302,15 @@
         <w:pStyle w:val="Heading1"/>
       </w:pPr>
       <w:r>
-        <w:t xml:space="preserve">06 / Final delivery email</w:t>
+        <w:t xml:space="preserve">05 / Client intake request</w:t>
+      </w:r>
+    </w:p>
+    <w:p>
+      <w:pPr>
+        <w:pStyle w:val="EmailSubject"/>
+      </w:pPr>
+      <w:r>
+        <w:t xml:space="preserve">Subject: five inputs for the first [SUBURB] report</w:t>
       </w:r>
     </w:p>
     <w:p>
@@ -1314,7 +1318,47 @@
         <w:pStyle w:val="ExampleBlock"/>
       </w:pPr>
       <w:r>
-        <w:t xml:space="preserve">Here is the completed realtor suburb snapshot reports for [business]. I included the working file, final export, and short implementation notes.</w:t>
+        <w:t xml:space="preserve">Thanks for confirming. Please complete the intake form with the suburb, audience, reporting cadence, approved source preferences, agency tone, CTA, branding, and final approval owner.</w:t>
+      </w:r>
+    </w:p>
+    <w:p>
+      <w:pPr>
+        <w:pStyle w:val="ListParagraph"/>
+        <w:numPr>
+          <w:ilvl w:val="0"/>
+          <w:numId w:val="1"/>
+        </w:numPr>
+      </w:pPr>
+      <w:r>
+        <w:t xml:space="preserve">You do not need to collect the public market figures. I will run the research workflow, verify the source ledger, and flag anything uncertain before it reaches you.</w:t>
+      </w:r>
+    </w:p>
+    <w:p>
+      <w:pPr>
+        <w:pStyle w:val="ListParagraph"/>
+        <w:numPr>
+          <w:ilvl w:val="0"/>
+          <w:numId w:val="1"/>
+        </w:numPr>
+      </w:pPr>
+      <w:r>
+        <w:t xml:space="preserve">Once those inputs are approved, I will send the first draft by [DATE/TIME].</w:t>
+      </w:r>
+    </w:p>
+    <w:p>
+      <w:pPr>
+        <w:pStyle w:val="Heading1"/>
+      </w:pPr>
+      <w:r>
+        <w:t xml:space="preserve">06 / Approval request</w:t>
+      </w:r>
+    </w:p>
+    <w:p>
+      <w:pPr>
+        <w:pStyle w:val="EmailSubject"/>
+      </w:pPr>
+      <w:r>
+        <w:t xml:space="preserve">Subject: [SUBURB] snapshot ready for approval</w:t>
       </w:r>
     </w:p>
     <w:p>
@@ -1322,23 +1366,19 @@
         <w:pStyle w:val="ExampleBlock"/>
       </w:pPr>
       <w:r>
-        <w:t xml:space="preserve">Summary of what changed: [plain-English summary].</w:t>
-      </w:r>
-    </w:p>
-    <w:p>
-      <w:pPr>
-        <w:pStyle w:val="ExampleBlock"/>
-      </w:pPr>
-      <w:r>
-        <w:t xml:space="preserve">Recommended next step: [specific action].</w:t>
-      </w:r>
-    </w:p>
-    <w:p>
-      <w:pPr>
-        <w:pStyle w:val="ExampleBlock"/>
-      </w:pPr>
-      <w:r>
-        <w:t xml:space="preserve">Renewal or follow-up trigger: [monthly refresh / weekly report / next sprint / retainer option].</w:t>
+        <w:t xml:space="preserve">Hi [NAME], the draft report, source ledger, email, and social posts are ready. Please review the items marked [APPROVAL NEEDED], especially market commentary, brand wording, CTA, and contact details.</w:t>
+      </w:r>
+    </w:p>
+    <w:p>
+      <w:pPr>
+        <w:pStyle w:val="ListParagraph"/>
+        <w:numPr>
+          <w:ilvl w:val="0"/>
+          <w:numId w:val="1"/>
+        </w:numPr>
+      </w:pPr>
+      <w:r>
+        <w:t xml:space="preserve">Reply APPROVED, CHANGES, or HOLD. Nothing will be published or sent to your audience until you approve it.</w:t>
       </w:r>
     </w:p>
     <w:p>
@@ -1346,7 +1386,59 @@
         <w:pStyle w:val="Heading1"/>
       </w:pPr>
       <w:r>
-        <w:t xml:space="preserve">07 / Follow-up sequence</w:t>
+        <w:t xml:space="preserve">07 / Final delivery and renewal</w:t>
+      </w:r>
+    </w:p>
+    <w:p>
+      <w:pPr>
+        <w:pStyle w:val="EmailSubject"/>
+      </w:pPr>
+      <w:r>
+        <w:t xml:space="preserve">Subject: final [SUBURB] snapshot and next reporting date</w:t>
+      </w:r>
+    </w:p>
+    <w:p>
+      <w:pPr>
+        <w:pStyle w:val="ListParagraph"/>
+        <w:numPr>
+          <w:ilvl w:val="0"/>
+          <w:numId w:val="1"/>
+        </w:numPr>
+      </w:pPr>
+      <w:r>
+        <w:t xml:space="preserve">Hi [NAME], attached are the approved report PDF, source ledger, email copy, and social posts. The editable design link is [LINK].</w:t>
+      </w:r>
+    </w:p>
+    <w:p>
+      <w:pPr>
+        <w:pStyle w:val="ListParagraph"/>
+        <w:numPr>
+          <w:ilvl w:val="0"/>
+          <w:numId w:val="1"/>
+        </w:numPr>
+      </w:pPr>
+      <w:r>
+        <w:t xml:space="preserve">The next draft is scheduled for [DATE]. I will rerun the research, verify the citations, and send it back through the same approval step.</w:t>
+      </w:r>
+    </w:p>
+    <w:p>
+      <w:pPr>
+        <w:pStyle w:val="ListParagraph"/>
+        <w:numPr>
+          <w:ilvl w:val="0"/>
+          <w:numId w:val="1"/>
+        </w:numPr>
+      </w:pPr>
+      <w:r>
+        <w:t xml:space="preserve">If you want to add [SECOND SUBURB] or extra content formats, I can quote that separately without changing the core workflow.</w:t>
+      </w:r>
+    </w:p>
+    <w:p>
+      <w:pPr>
+        <w:pStyle w:val="Heading1"/>
+      </w:pPr>
+      <w:r>
+        <w:t xml:space="preserve">08 / Follow-up sequence</w:t>
       </w:r>
     </w:p>
     <w:tbl>
@@ -1450,7 +1542,7 @@
               <w:pStyle w:val="TableCell"/>
             </w:pPr>
             <w:r>
-              <w:t xml:space="preserve">send one additional observation or sample improvement.</w:t>
+              <w:t xml:space="preserve">resend the sample with one specific local angle the agent could use this week.</w:t>
             </w:r>
           </w:p>
         </w:tc>
@@ -1493,7 +1585,7 @@
               <w:pStyle w:val="TableCell"/>
             </w:pPr>
             <w:r>
-              <w:t xml:space="preserve">ask whether this is handled internally or still worth fixing.</w:t>
+              <w:t xml:space="preserve">ask whether local market content is handled internally.</w:t>
             </w:r>
           </w:p>
         </w:tc>
@@ -1537,7 +1629,7 @@
               <w:pStyle w:val="TableCell"/>
             </w:pPr>
             <w:r>
-              <w:t xml:space="preserve">offer a smaller paid starter version.</w:t>
+              <w:t xml:space="preserve">offer the $99-$199 paid one-suburb starter rather than a retainer.</w:t>
             </w:r>
           </w:p>
         </w:tc>
@@ -1580,7 +1672,7 @@
               <w:pStyle w:val="TableCell"/>
             </w:pPr>
             <w:r>
-              <w:t xml:space="preserve">close the loop and offer a useful checklist or example.</w:t>
+              <w:t xml:space="preserve">close the loop politely and offer to send the source-and-approval checklist.</w:t>
             </w:r>
           </w:p>
         </w:tc>
@@ -1591,7 +1683,7 @@
         <w:pStyle w:val="Heading1"/>
       </w:pPr>
       <w:r>
-        <w:t xml:space="preserve">08 / Delivery standards (shared)</w:t>
+        <w:t xml:space="preserve">09 / Delivery standards (shared)</w:t>
       </w:r>
     </w:p>
     <w:p>
